--- a/Exports/docx/WORKBOOK_WRITE_PROTOCOL.docx
+++ b/Exports/docx/WORKBOOK_WRITE_PROTOCOL.docx
@@ -774,7 +774,67 @@
       </w:r>
       <w:r>
         <w:rPr/>
-        <w:t xml:space="preserve"> codes per indicator; governance records uncapped.</w:t>
+        <w:t xml:space="preserve"> codes per indicator; governance records uncapped. </w:t>
+      </w:r>
+      <w:r>
+        <w:rPr>
+          <w:rFonts w:ascii="Consolas" w:hAnsi="Consolas"/>
+        </w:rPr>
+        <w:t>Policy_Sector</w:t>
+      </w:r>
+      <w:r>
+        <w:rPr/>
+        <w:t xml:space="preserve"> is </w:t>
+      </w:r>
+      <w:r>
+        <w:rPr>
+          <w:b/>
+        </w:rPr>
+        <w:t>one vocabulary of 14 classes shared by all three workbooks</w:t>
+      </w:r>
+      <w:r>
+        <w:rPr/>
+        <w:t xml:space="preserve"> — indicators and governance alike. Do not fork it per workbook: the indicator finder and the governance diagram both filter on it, and </w:t>
+      </w:r>
+      <w:r>
+        <w:rPr>
+          <w:rFonts w:ascii="Consolas" w:hAnsi="Consolas"/>
+        </w:rPr>
+        <w:t>Health</w:t>
+      </w:r>
+      <w:r>
+        <w:rPr/>
+        <w:t xml:space="preserve"> / </w:t>
+      </w:r>
+      <w:r>
+        <w:rPr>
+          <w:rFonts w:ascii="Consolas" w:hAnsi="Consolas"/>
+        </w:rPr>
+        <w:t>Trade &amp; Industry</w:t>
+      </w:r>
+      <w:r>
+        <w:rPr/>
+        <w:t xml:space="preserve"> are indicator-only in </w:t>
+      </w:r>
+      <w:r>
+        <w:rPr>
+          <w:i/>
+        </w:rPr>
+        <w:t>use</w:t>
+      </w:r>
+      <w:r>
+        <w:rPr/>
+        <w:t xml:space="preserve">, not indicator-only in </w:t>
+      </w:r>
+      <w:r>
+        <w:rPr>
+          <w:i/>
+        </w:rPr>
+        <w:t>scope</w:t>
+      </w:r>
+      <w:r>
+        <w:rPr/>
+        <w:t>. The authoritative list is handover §5.</w:t>
       </w:r>
     </w:p>
     <w:p>
@@ -2653,6 +2713,61 @@
                 <w:rFonts w:ascii="Consolas" w:hAnsi="Consolas"/>
                 <w:sz w:val="18"/>
               </w:rPr>
+              <w:t>Key_Instruments</w:t>
+            </w:r>
+            <w:r>
+              <w:rPr>
+                <w:sz w:val="18"/>
+              </w:rPr>
+              <w:t xml:space="preserve"> (Indicator Framework sheet)</w:t>
+            </w:r>
+          </w:p>
+        </w:tc>
+        <w:tc>
+          <w:tcPr>
+            <w:tcW w:type="dxa" w:w="3213"/>
+          </w:tcPr>
+          <w:p>
+            <w:r>
+              <w:rPr>
+                <w:sz w:val="18"/>
+              </w:rPr>
+              <w:t>key instrument</w:t>
+            </w:r>
+          </w:p>
+        </w:tc>
+        <w:tc>
+          <w:tcPr>
+            <w:tcW w:type="dxa" w:w="3213"/>
+          </w:tcPr>
+          <w:p>
+            <w:r>
+              <w:rPr>
+                <w:b/>
+                <w:sz w:val="18"/>
+              </w:rPr>
+              <w:t>solid</w:t>
+            </w:r>
+            <w:r>
+              <w:rPr>
+                <w:sz w:val="18"/>
+              </w:rPr>
+              <w:t xml:space="preserve"> · IFW → instrument</w:t>
+            </w:r>
+          </w:p>
+        </w:tc>
+      </w:tr>
+      <w:tr>
+        <w:tc>
+          <w:tcPr>
+            <w:tcW w:type="dxa" w:w="3213"/>
+          </w:tcPr>
+          <w:p>
+            <w:r>
+              <w:rPr>
+                <w:rFonts w:ascii="Consolas" w:hAnsi="Consolas"/>
+                <w:sz w:val="18"/>
+              </w:rPr>
               <w:t>Indicator_Frameworks</w:t>
             </w:r>
             <w:r>
@@ -2699,6 +2814,91 @@
       </w:tr>
     </w:tbl>
     <w:p/>
+    <w:p>
+      <w:r>
+        <w:rPr>
+          <w:b/>
+        </w:rPr>
+        <w:t xml:space="preserve">Precedence on an </w:t>
+      </w:r>
+      <w:r>
+        <w:rPr>
+          <w:rFonts w:ascii="Consolas" w:hAnsi="Consolas"/>
+          <w:b/>
+        </w:rPr>
+        <w:t>IFW</w:t>
+      </w:r>
+      <w:r>
+        <w:rPr>
+          <w:b/>
+        </w:rPr>
+        <w:t xml:space="preserve"> row.</w:t>
+      </w:r>
+      <w:r>
+        <w:rPr/>
+        <w:t xml:space="preserve"> A code carrying a </w:t>
+      </w:r>
+      <w:r>
+        <w:rPr>
+          <w:rFonts w:ascii="Consolas" w:hAnsi="Consolas"/>
+        </w:rPr>
+        <w:t>lead</w:t>
+      </w:r>
+      <w:r>
+        <w:rPr/>
+        <w:t xml:space="preserve"> edge keeps it (already solid). Remaining </w:t>
+      </w:r>
+      <w:r>
+        <w:rPr>
+          <w:rFonts w:ascii="Consolas" w:hAnsi="Consolas"/>
+        </w:rPr>
+        <w:t>Key_Instruments</w:t>
+      </w:r>
+      <w:r>
+        <w:rPr/>
+        <w:t xml:space="preserve"> codes take precedence over the dotted </w:t>
+      </w:r>
+      <w:r>
+        <w:rPr>
+          <w:rFonts w:ascii="Consolas" w:hAnsi="Consolas"/>
+        </w:rPr>
+        <w:t>indicator</w:t>
+      </w:r>
+      <w:r>
+        <w:rPr/>
+        <w:t xml:space="preserve"> edge. Anything left in </w:t>
+      </w:r>
+      <w:r>
+        <w:rPr>
+          <w:rFonts w:ascii="Consolas" w:hAnsi="Consolas"/>
+        </w:rPr>
+        <w:t>Indirect_Policy_Links</w:t>
+      </w:r>
+      <w:r>
+        <w:rPr/>
+        <w:t xml:space="preserve"> stays dotted. </w:t>
+      </w:r>
+      <w:r>
+        <w:rPr>
+          <w:rFonts w:ascii="Consolas" w:hAnsi="Consolas"/>
+        </w:rPr>
+        <w:t>Key_Instruments</w:t>
+      </w:r>
+      <w:r>
+        <w:rPr/>
+        <w:t xml:space="preserve"> holds bracketed codes ONLY — no names — for the instruments named in that framework’s </w:t>
+      </w:r>
+      <w:r>
+        <w:rPr>
+          <w:rFonts w:ascii="Consolas" w:hAnsi="Consolas"/>
+        </w:rPr>
+        <w:t>Policy_Purpose</w:t>
+      </w:r>
+      <w:r>
+        <w:rPr/>
+        <w:t>.</w:t>
+      </w:r>
+    </w:p>
     <w:p>
       <w:r>
         <w:rPr/>

--- a/Exports/docx/WORKBOOK_WRITE_PROTOCOL.docx
+++ b/Exports/docx/WORKBOOK_WRITE_PROTOCOL.docx
@@ -1757,7 +1757,49 @@
         <w:rPr>
           <w:b/>
         </w:rPr>
-        <w:t>. It is the gate, the rebuild and the export in one command, and it will not rebuild or export anything from workbooks that fail the check.</w:t>
+        <w:t>. It regenerates the derived index, then gates, then rebuilds, then exports — in one command — and it will not rebuild or export anything from workbooks that fail the check.</w:t>
+      </w:r>
+    </w:p>
+    <w:p>
+      <w:pPr>
+        <w:pStyle w:val="IntenseQuote"/>
+      </w:pPr>
+      <w:r>
+        <w:rPr>
+          <w:b/>
+        </w:rPr>
+        <w:t xml:space="preserve">Step 1 of 4 regenerates the </w:t>
+      </w:r>
+      <w:r>
+        <w:rPr>
+          <w:rFonts w:ascii="Consolas" w:hAnsi="Consolas"/>
+          <w:b/>
+        </w:rPr>
+        <w:t>Cross-Reference Index</w:t>
+      </w:r>
+      <w:r>
+        <w:rPr/>
+        <w:t xml:space="preserve"> in both governance workbooks from their record sheets (</w:t>
+      </w:r>
+      <w:r>
+        <w:rPr>
+          <w:rFonts w:ascii="Consolas" w:hAnsi="Consolas"/>
+        </w:rPr>
+        <w:t>Data/code/rebuild_xref.py</w:t>
+      </w:r>
+      <w:r>
+        <w:rPr/>
+        <w:t xml:space="preserve">). That sheet is derived and nothing reads it, so hand-maintaining it guarantees drift — by September 2026 it had 228 stale values and four missing records across the two workbooks. </w:t>
+      </w:r>
+      <w:r>
+        <w:rPr>
+          <w:b/>
+        </w:rPr>
+        <w:t>Do not edit it by hand</w:t>
+      </w:r>
+      <w:r>
+        <w:rPr/>
+        <w:t>: add or edit the record on its own sheet and let the rebuild follow. This is the only step that writes to a canonical workbook, and it writes only when the index disagrees with the records.</w:t>
       </w:r>
     </w:p>
     <w:p>
@@ -1771,7 +1813,7 @@
           <w:rFonts w:ascii="Consolas" w:hAnsi="Consolas"/>
           <w:sz w:val="17"/>
         </w:rPr>
-        <w:t>python3 Management/finalise.py               # check_links.py, then (only if clean) build_all.py, then export_release.py</w:t>
+        <w:t>python3 Management/finalise.py               # rebuild_xref.py, check_links.py, then (only if clean) build_all.py, then export_release.py</w:t>
         <w:br/>
       </w:r>
       <w:r>
@@ -1779,7 +1821,7 @@
           <w:rFonts w:ascii="Consolas" w:hAnsi="Consolas"/>
           <w:sz w:val="17"/>
         </w:rPr>
-        <w:t>python3 Management/finalise.py --check       # the check alone, e.g. before you start writing</w:t>
+        <w:t>python3 Management/finalise.py --check       # index rebuild + the check alone, e.g. before you start writing</w:t>
       </w:r>
     </w:p>
     <w:p>
@@ -1821,7 +1863,7 @@
       </w:r>
       <w:r>
         <w:rPr/>
-        <w:t xml:space="preserve"> enforces the invariants:</w:t>
+        <w:t xml:space="preserve"> enforces the invariants (a new vocabulary breach is the most likely reason a previously clean workbook now fails):</w:t>
       </w:r>
     </w:p>
     <w:p>
@@ -1981,6 +2023,90 @@
       <w:r>
         <w:rPr/>
         <w:t>5.</w:t>
+        <w:tab/>
+      </w:r>
+      <w:r>
+        <w:rPr>
+          <w:b/>
+        </w:rPr>
+        <w:t>Controlled vocabulary</w:t>
+      </w:r>
+      <w:r>
+        <w:rPr/>
+        <w:t xml:space="preserve"> — every value in a column the Data Dictionary marks </w:t>
+      </w:r>
+      <w:r>
+        <w:rPr>
+          <w:rFonts w:ascii="Consolas" w:hAnsi="Consolas"/>
+        </w:rPr>
+        <w:t>Data_Type: Controlled</w:t>
+      </w:r>
+      <w:r>
+        <w:rPr/>
+        <w:t xml:space="preserve"> appears in that column's declared vocabulary, per workbook and per sheet. Multi-valued cells are split on </w:t>
+      </w:r>
+      <w:r>
+        <w:rPr>
+          <w:rFonts w:ascii="Consolas" w:hAnsi="Consolas"/>
+        </w:rPr>
+        <w:t>|</w:t>
+      </w:r>
+      <w:r>
+        <w:rPr/>
+        <w:t xml:space="preserve"> and each token checked; a declared term containing a </w:t>
+      </w:r>
+      <w:r>
+        <w:rPr>
+          <w:rFonts w:ascii="Consolas" w:hAnsi="Consolas"/>
+        </w:rPr>
+        <w:t>[placeholder]</w:t>
+      </w:r>
+      <w:r>
+        <w:rPr/>
+        <w:t xml:space="preserve"> (e.g. </w:t>
+      </w:r>
+      <w:r>
+        <w:rPr>
+          <w:rFonts w:ascii="Consolas" w:hAnsi="Consolas"/>
+        </w:rPr>
+        <w:t>In force [qualifier]</w:t>
+      </w:r>
+      <w:r>
+        <w:rPr/>
+        <w:t xml:space="preserve">) matches on its stem. Vocabulary cells that describe a pattern rather than enumerate terms are skipped. Columns listed in </w:t>
+      </w:r>
+      <w:r>
+        <w:rPr>
+          <w:rFonts w:ascii="Consolas" w:hAnsi="Consolas"/>
+        </w:rPr>
+        <w:t>VOCAB_WARN_ONLY</w:t>
+      </w:r>
+      <w:r>
+        <w:rPr/>
+        <w:t xml:space="preserve"> report as a </w:t>
+      </w:r>
+      <w:r>
+        <w:rPr>
+          <w:b/>
+        </w:rPr>
+        <w:t>warning</w:t>
+      </w:r>
+      <w:r>
+        <w:rPr/>
+        <w:t xml:space="preserve"> and do not fail the gate — that list is a debt register with a stated reason per entry, not a permanent exemption, and it should be emptied.</w:t>
+      </w:r>
+    </w:p>
+    <w:p>
+      <w:pPr>
+        <w:tabs>
+          <w:tab w:pos="454" w:val="left"/>
+        </w:tabs>
+        <w:spacing w:after="60"/>
+        <w:ind w:left="454" w:hanging="454"/>
+      </w:pPr>
+      <w:r>
+        <w:rPr/>
+        <w:t>6.</w:t>
         <w:tab/>
       </w:r>
       <w:r>
@@ -3100,7 +3226,17 @@
       </w:r>
       <w:r>
         <w:rPr/>
-        <w:t xml:space="preserve"> Reads the canonical indicators workbook by header name. Its only hardcoded governance is </w:t>
+        <w:t xml:space="preserve"> Reads the canonical indicators workbook by header name. </w:t>
+      </w:r>
+      <w:r>
+        <w:rPr>
+          <w:b/>
+        </w:rPr>
+        <w:t>It holds no hardcoded governance</w:t>
+      </w:r>
+      <w:r>
+        <w:rPr/>
+        <w:t xml:space="preserve"> (the former </w:t>
       </w:r>
       <w:r>
         <w:rPr>
@@ -3110,17 +3246,89 @@
       </w:r>
       <w:r>
         <w:rPr/>
-        <w:t xml:space="preserve"> (one governance chain per framework) — </w:t>
+        <w:t xml:space="preserve"> table was removed on 28 September 2026). Each framework's policy-context chain is derived from the register sheet: </w:t>
+      </w:r>
+      <w:r>
+        <w:rPr>
+          <w:rFonts w:ascii="Consolas" w:hAnsi="Consolas"/>
+        </w:rPr>
+        <w:t>Key_Instruments</w:t>
+      </w:r>
+      <w:r>
+        <w:rPr/>
+        <w:t xml:space="preserve"> becomes the designated-monitoring links and </w:t>
+      </w:r>
+      <w:r>
+        <w:rPr>
+          <w:rFonts w:ascii="Consolas" w:hAnsi="Consolas"/>
+        </w:rPr>
+        <w:t>Indirect_Policy_Links</w:t>
+      </w:r>
+      <w:r>
+        <w:rPr/>
+        <w:t xml:space="preserve"> the policy-relevant ones, resolved against both governance workbooks. </w:t>
       </w:r>
       <w:r>
         <w:rPr>
           <w:b/>
         </w:rPr>
-        <w:t>update it by hand</w:t>
-      </w:r>
+        <w:t>To change what a chain shows, edit the register row.</w:t>
+      </w:r>
+    </w:p>
+    <w:p>
+      <w:pPr>
+        <w:pStyle w:val="IntenseQuote"/>
+      </w:pPr>
       <w:r>
         <w:rPr/>
-        <w:t xml:space="preserve"> when a framework's enabling legislation or lead policy changes. It also re-points its "⬡ diagram" deep-links at the newest </w:t>
+        <w:t xml:space="preserve">⚠ </w:t>
+      </w:r>
+      <w:r>
+        <w:rPr>
+          <w:b/>
+        </w:rPr>
+        <w:t xml:space="preserve">The join key is </w:t>
+      </w:r>
+      <w:r>
+        <w:rPr>
+          <w:rFonts w:ascii="Consolas" w:hAnsi="Consolas"/>
+          <w:b/>
+        </w:rPr>
+        <w:t>Source_Framework</w:t>
+      </w:r>
+      <w:r>
+        <w:rPr/>
+        <w:t xml:space="preserve">, matched between each indicator row and its register row, so that frameworks sharing a sheet (IFW-02, IFW-10 and IFW-11 all live on </w:t>
+      </w:r>
+      <w:r>
+        <w:rPr>
+          <w:rFonts w:ascii="Consolas" w:hAnsi="Consolas"/>
+        </w:rPr>
+        <w:t>CCC Indicators</w:t>
+      </w:r>
+      <w:r>
+        <w:rPr/>
+        <w:t xml:space="preserve">) get their own chains. A row whose </w:t>
+      </w:r>
+      <w:r>
+        <w:rPr>
+          <w:rFonts w:ascii="Consolas" w:hAnsi="Consolas"/>
+        </w:rPr>
+        <w:t>Source_Framework</w:t>
+      </w:r>
+      <w:r>
+        <w:rPr/>
+        <w:t xml:space="preserve"> does not match any register row renders with an </w:t>
+      </w:r>
+      <w:r>
+        <w:rPr>
+          <w:b/>
+        </w:rPr>
+        <w:t>empty</w:t>
+      </w:r>
+      <w:r>
+        <w:rPr/>
+        <w:t xml:space="preserve"> policy context panel — the builder warns and names the value. Keep the two in step: when you rename a framework in the register, rename it on its rows. It also re-points its "⬡ diagram" deep-links at the newest </w:t>
       </w:r>
       <w:r>
         <w:rPr>

--- a/Exports/docx/WORKBOOK_WRITE_PROTOCOL.docx
+++ b/Exports/docx/WORKBOOK_WRITE_PROTOCOL.docx
@@ -695,6 +695,31 @@
         <w:rPr>
           <w:b/>
         </w:rPr>
+        <w:t>Links</w:t>
+      </w:r>
+      <w:r>
+        <w:rPr/>
+        <w:t xml:space="preserve">: open every </w:t>
+      </w:r>
+      <w:r>
+        <w:rPr>
+          <w:rFonts w:ascii="Consolas" w:hAnsi="Consolas"/>
+        </w:rPr>
+        <w:t>Link</w:t>
+      </w:r>
+      <w:r>
+        <w:rPr/>
+        <w:t xml:space="preserve"> you write and confirm the page is the instrument or document the record names — not merely a page that loads. Four Legislation records carried a working link to the wrong Act until October 2026. For legislation.gov.uk links the gate re-checks this (§6), but only after the write.</w:t>
+      </w:r>
+    </w:p>
+    <w:p>
+      <w:pPr>
+        <w:pStyle w:val="ListBullet"/>
+      </w:pPr>
+      <w:r>
+        <w:rPr>
+          <w:b/>
+        </w:rPr>
         <w:t>ID allocation</w:t>
       </w:r>
       <w:r>
@@ -719,7 +744,7 @@
       </w:r>
       <w:r>
         <w:rPr/>
-        <w:t xml:space="preserve"> and </w:t>
+        <w:t xml:space="preserve">, </w:t>
       </w:r>
       <w:r>
         <w:rPr>
@@ -729,7 +754,37 @@
       </w:r>
       <w:r>
         <w:rPr/>
-        <w:t xml:space="preserve"> are permanently retired.</w:t>
+        <w:t xml:space="preserve">, </w:t>
+      </w:r>
+      <w:r>
+        <w:rPr>
+          <w:rFonts w:ascii="Consolas" w:hAnsi="Consolas"/>
+        </w:rPr>
+        <w:t>LEG-008</w:t>
+      </w:r>
+      <w:r>
+        <w:rPr/>
+        <w:t xml:space="preserve"> and </w:t>
+      </w:r>
+      <w:r>
+        <w:rPr>
+          <w:rFonts w:ascii="Consolas" w:hAnsi="Consolas"/>
+        </w:rPr>
+        <w:t>LEG-009</w:t>
+      </w:r>
+      <w:r>
+        <w:rPr/>
+        <w:t xml:space="preserve"> are permanently retired (the list lives in </w:t>
+      </w:r>
+      <w:r>
+        <w:rPr>
+          <w:rFonts w:ascii="Consolas" w:hAnsi="Consolas"/>
+        </w:rPr>
+        <w:t>check_links.py</w:t>
+      </w:r>
+      <w:r>
+        <w:rPr/>
+        <w:t>).</w:t>
       </w:r>
     </w:p>
     <w:p>
@@ -1813,7 +1868,7 @@
           <w:rFonts w:ascii="Consolas" w:hAnsi="Consolas"/>
           <w:sz w:val="17"/>
         </w:rPr>
-        <w:t>python3 Management/finalise.py               # rebuild_xref.py, check_links.py, then (only if clean) build_all.py, then export_release.py</w:t>
+        <w:t>python3 Management/finalise.py               # rebuild_xref.py, check_links.py, check_legislation_links.py, then (only if clean) build_all.py, then export_release.py</w:t>
         <w:br/>
       </w:r>
       <w:r>
@@ -2127,7 +2182,7 @@
       </w:r>
       <w:r>
         <w:rPr/>
-        <w:t xml:space="preserve"> / </w:t>
+        <w:t xml:space="preserve">, </w:t>
       </w:r>
       <w:r>
         <w:rPr>
@@ -2137,7 +2192,82 @@
       </w:r>
       <w:r>
         <w:rPr/>
+        <w:t xml:space="preserve">, </w:t>
+      </w:r>
+      <w:r>
+        <w:rPr>
+          <w:rFonts w:ascii="Consolas" w:hAnsi="Consolas"/>
+        </w:rPr>
+        <w:t>LEG-008</w:t>
+      </w:r>
+      <w:r>
+        <w:rPr/>
+        <w:t xml:space="preserve">, </w:t>
+      </w:r>
+      <w:r>
+        <w:rPr>
+          <w:rFonts w:ascii="Consolas" w:hAnsi="Consolas"/>
+        </w:rPr>
+        <w:t>LEG-009</w:t>
+      </w:r>
+      <w:r>
+        <w:rPr/>
         <w:t xml:space="preserve"> never reappear as records.</w:t>
+      </w:r>
+    </w:p>
+    <w:p>
+      <w:r>
+        <w:rPr>
+          <w:b/>
+        </w:rPr>
+        <w:t xml:space="preserve">Link titles — </w:t>
+      </w:r>
+      <w:r>
+        <w:rPr>
+          <w:rFonts w:ascii="Consolas" w:hAnsi="Consolas"/>
+          <w:b/>
+        </w:rPr>
+        <w:t>Data/code/check_legislation_links.py</w:t>
+      </w:r>
+      <w:r>
+        <w:rPr>
+          <w:b/>
+        </w:rPr>
+        <w:t>, step 3 of 5.</w:t>
+      </w:r>
+      <w:r>
+        <w:rPr/>
+        <w:t xml:space="preserve"> For each </w:t>
+      </w:r>
+      <w:r>
+        <w:rPr>
+          <w:rFonts w:ascii="Consolas" w:hAnsi="Consolas"/>
+        </w:rPr>
+        <w:t>Legislation</w:t>
+      </w:r>
+      <w:r>
+        <w:rPr/>
+        <w:t xml:space="preserve"> record linked to legislation.gov.uk, compares the instrument's official title with the record's </w:t>
+      </w:r>
+      <w:r>
+        <w:rPr>
+          <w:rFonts w:ascii="Consolas" w:hAnsi="Consolas"/>
+        </w:rPr>
+        <w:t>Name</w:t>
+      </w:r>
+      <w:r>
+        <w:rPr/>
+        <w:t xml:space="preserve">. A mismatch fails the gate (exit 1, nothing rebuilt); a revoked or repealed title, or an unreachable site, is a warning. Titles are cached for 30 days, so a release made offline still reports the last known result. A record deliberately named otherwise than its instrument (e.g. a family of Orders) goes in the script's </w:t>
+      </w:r>
+      <w:r>
+        <w:rPr>
+          <w:rFonts w:ascii="Consolas" w:hAnsi="Consolas"/>
+        </w:rPr>
+        <w:t>EXPECTED</w:t>
+      </w:r>
+      <w:r>
+        <w:rPr/>
+        <w:t xml:space="preserve"> table with its reason — never weaken the match to make a record pass.</w:t>
       </w:r>
     </w:p>
     <w:p>
@@ -3488,7 +3618,7 @@
       </w:r>
       <w:r>
         <w:rPr/>
-        <w:t xml:space="preserve">, the assessment user guide, the handover and </w:t>
+        <w:t xml:space="preserve">, the assessment user guide, the handover, </w:t>
       </w:r>
       <w:r>
         <w:rPr>
@@ -3498,6 +3628,16 @@
       </w:r>
       <w:r>
         <w:rPr/>
+        <w:t xml:space="preserve"> and </w:t>
+      </w:r>
+      <w:r>
+        <w:rPr>
+          <w:rFonts w:ascii="Consolas" w:hAnsi="Consolas"/>
+        </w:rPr>
+        <w:t>outputs_other/CLIMATE_SCORE_METHOD.md</w:t>
+      </w:r>
+      <w:r>
+        <w:rPr/>
         <w:t xml:space="preserve"> to </w:t>
       </w:r>
       <w:r>
@@ -3518,26 +3658,6 @@
       </w:r>
       <w:r>
         <w:rPr/>
-        <w:t xml:space="preserve">), copies the two YAML templates as </w:t>
-      </w:r>
-      <w:r>
-        <w:rPr>
-          <w:rFonts w:ascii="Consolas" w:hAnsi="Consolas"/>
-        </w:rPr>
-        <w:t>.txt</w:t>
-      </w:r>
-      <w:r>
-        <w:rPr/>
-        <w:t xml:space="preserve"> (</w:t>
-      </w:r>
-      <w:r>
-        <w:rPr>
-          <w:rFonts w:ascii="Consolas" w:hAnsi="Consolas"/>
-        </w:rPr>
-        <w:t>Exports/txt/</w:t>
-      </w:r>
-      <w:r>
-        <w:rPr/>
         <w:t xml:space="preserve">), and writes </w:t>
       </w:r>
       <w:r>
@@ -3548,7 +3668,17 @@
       </w:r>
       <w:r>
         <w:rPr/>
-        <w:t xml:space="preserve">. These are for tools that cannot read the workbooks or Markdown directly — a Microsoft 365 Copilot agent over SharePoint, a code interpreter, a git diff. </w:t>
+        <w:t xml:space="preserve">. The CSVs let GitHub Copilot, pandas and a git diff read workbook content without opening an </w:t>
+      </w:r>
+      <w:r>
+        <w:rPr>
+          <w:rFonts w:ascii="Consolas" w:hAnsi="Consolas"/>
+        </w:rPr>
+        <w:t>.xlsx</w:t>
+      </w:r>
+      <w:r>
+        <w:rPr/>
+        <w:t xml:space="preserve">; the DOCX copies are for colleagues who read Word rather than Markdown. </w:t>
       </w:r>
       <w:r>
         <w:rPr>

--- a/Exports/docx/WORKBOOK_WRITE_PROTOCOL.docx
+++ b/Exports/docx/WORKBOOK_WRITE_PROTOCOL.docx
@@ -486,7 +486,150 @@
                 <w:rFonts w:ascii="Consolas" w:hAnsi="Consolas"/>
                 <w:sz w:val="18"/>
               </w:rPr>
-              <w:t>IND-x-NNN</w:t>
+              <w:t>IND-E-</w:t>
+            </w:r>
+            <w:r>
+              <w:rPr>
+                <w:sz w:val="18"/>
+              </w:rPr>
+              <w:t xml:space="preserve">, </w:t>
+            </w:r>
+            <w:r>
+              <w:rPr>
+                <w:rFonts w:ascii="Consolas" w:hAnsi="Consolas"/>
+                <w:sz w:val="18"/>
+              </w:rPr>
+              <w:t>IND-C-</w:t>
+            </w:r>
+            <w:r>
+              <w:rPr>
+                <w:sz w:val="18"/>
+              </w:rPr>
+              <w:t xml:space="preserve">, </w:t>
+            </w:r>
+            <w:r>
+              <w:rPr>
+                <w:rFonts w:ascii="Consolas" w:hAnsi="Consolas"/>
+                <w:sz w:val="18"/>
+              </w:rPr>
+              <w:t>IND-J-</w:t>
+            </w:r>
+            <w:r>
+              <w:rPr>
+                <w:sz w:val="18"/>
+              </w:rPr>
+              <w:t xml:space="preserve">, </w:t>
+            </w:r>
+            <w:r>
+              <w:rPr>
+                <w:rFonts w:ascii="Consolas" w:hAnsi="Consolas"/>
+                <w:sz w:val="18"/>
+              </w:rPr>
+              <w:t>IND-S-</w:t>
+            </w:r>
+            <w:r>
+              <w:rPr>
+                <w:sz w:val="18"/>
+              </w:rPr>
+              <w:t xml:space="preserve">, </w:t>
+            </w:r>
+            <w:r>
+              <w:rPr>
+                <w:rFonts w:ascii="Consolas" w:hAnsi="Consolas"/>
+                <w:sz w:val="18"/>
+              </w:rPr>
+              <w:t>IND-B-</w:t>
+            </w:r>
+            <w:r>
+              <w:rPr>
+                <w:sz w:val="18"/>
+              </w:rPr>
+              <w:t xml:space="preserve">, </w:t>
+            </w:r>
+            <w:r>
+              <w:rPr>
+                <w:rFonts w:ascii="Consolas" w:hAnsi="Consolas"/>
+                <w:sz w:val="18"/>
+              </w:rPr>
+              <w:t>IND-M-NNN</w:t>
+            </w:r>
+            <w:r>
+              <w:rPr>
+                <w:sz w:val="18"/>
+              </w:rPr>
+              <w:t xml:space="preserve">; </w:t>
+            </w:r>
+            <w:r>
+              <w:rPr>
+                <w:rFonts w:ascii="Consolas" w:hAnsi="Consolas"/>
+                <w:sz w:val="18"/>
+              </w:rPr>
+              <w:t>BIP-</w:t>
+            </w:r>
+            <w:r>
+              <w:rPr>
+                <w:sz w:val="18"/>
+              </w:rPr>
+              <w:t xml:space="preserve">, </w:t>
+            </w:r>
+            <w:r>
+              <w:rPr>
+                <w:rFonts w:ascii="Consolas" w:hAnsi="Consolas"/>
+                <w:sz w:val="18"/>
+              </w:rPr>
+              <w:t>GBF-</w:t>
+            </w:r>
+            <w:r>
+              <w:rPr>
+                <w:sz w:val="18"/>
+              </w:rPr>
+              <w:t xml:space="preserve">, </w:t>
+            </w:r>
+            <w:r>
+              <w:rPr>
+                <w:rFonts w:ascii="Consolas" w:hAnsi="Consolas"/>
+                <w:sz w:val="18"/>
+              </w:rPr>
+              <w:t>SDG-</w:t>
+            </w:r>
+            <w:r>
+              <w:rPr>
+                <w:sz w:val="18"/>
+              </w:rPr>
+              <w:t xml:space="preserve"> codes; </w:t>
+            </w:r>
+            <w:r>
+              <w:rPr>
+                <w:rFonts w:ascii="Consolas" w:hAnsi="Consolas"/>
+                <w:sz w:val="18"/>
+              </w:rPr>
+              <w:t>IPBES-N-</w:t>
+            </w:r>
+            <w:r>
+              <w:rPr>
+                <w:sz w:val="18"/>
+              </w:rPr>
+              <w:t xml:space="preserve">, </w:t>
+            </w:r>
+            <w:r>
+              <w:rPr>
+                <w:rFonts w:ascii="Consolas" w:hAnsi="Consolas"/>
+                <w:sz w:val="18"/>
+              </w:rPr>
+              <w:t>IPBES-NCP-</w:t>
+            </w:r>
+            <w:r>
+              <w:rPr>
+                <w:sz w:val="18"/>
+              </w:rPr>
+              <w:t xml:space="preserve">, </w:t>
+            </w:r>
+            <w:r>
+              <w:rPr>
+                <w:rFonts w:ascii="Consolas" w:hAnsi="Consolas"/>
+                <w:sz w:val="18"/>
+              </w:rPr>
+              <w:t>IPBES-D-NNN</w:t>
             </w:r>
           </w:p>
         </w:tc>
@@ -889,7 +1032,7 @@
       </w:r>
       <w:r>
         <w:rPr/>
-        <w:t>. The authoritative list is handover §5.</w:t>
+        <w:t>. The authoritative list is handover §8.</w:t>
       </w:r>
     </w:p>
     <w:p>
